--- a/conformance/corpus/cases/08-font-courier.docx
+++ b/conformance/corpus/cases/08-font-courier.docx
@@ -10,6 +10,10 @@
         <w:t>Text in Courier New.</w:t>
       </w:r>
     </w:p>
+    <w:sectPr>
+      <w:pgSz w:w="11906" w:h="16838"/>
+      <w:pgMar w:top="1440" w:right="1440" w:bottom="1440" w:left="1440" w:header="720" w:footer="720" w:gutter="0"/>
+    </w:sectPr>
   </w:body>
 </w:document>
 </file>
--- a/conformance/corpus/cases/08-font-courier.docx
+++ b/conformance/corpus/cases/08-font-courier.docx
@@ -16,4 +16,26 @@
     </w:sectPr>
   </w:body>
 </w:document>
+</file>
+
+<file path=word/styles.xml><?xml version="1.0" encoding="utf-8"?>
+<w:styles xmlns:w="http://schemas.openxmlformats.org/wordprocessingml/2006/main">
+  <w:docDefaults>
+    <w:rPrDefault>
+      <w:rPr>
+        <w:rFonts w:ascii="Liberation Serif" w:hAnsi="Liberation Serif" w:cs="Liberation Serif"/>
+        <w:sz w:val="24"/>
+        <w:szCs w:val="24"/>
+      </w:rPr>
+    </w:rPrDefault>
+    <w:pPrDefault>
+      <w:pPr>
+        <w:spacing w:after="0" w:line="240" w:lineRule="auto"/>
+      </w:pPr>
+    </w:pPrDefault>
+  </w:docDefaults>
+  <w:style w:type="paragraph" w:default="1" w:styleId="Normal">
+    <w:name w:val="Normal"/>
+  </w:style>
+</w:styles>
 </file>